--- a/export/docx/docs/41_39_技术债与后续任务总清单.docx
+++ b/export/docx/docs/41_39_技术债与后续任务总清单.docx
@@ -19,7 +19,7 @@
           <w:i/>
           <w:color w:val="4A5158"/>
         </w:rPr>
-        <w:t>汇总 docs/27、33、35、37 中散落的全部遗留项，逐项标注可行性与处置结果 状态：✅ 已关闭　⚠️ 部分关闭/结论修正　⛔ 客观受阻（需外部条件）　📌 记录为已知行为 执行结果见 40_技术债清零交付报告（含逐项证据、8 个缺陷、测试与运维变更）</w:t>
+        <w:t>汇总 docs/27、33、35、37 中散落的全部遗留项，逐项标注可行性与处置结果 状态：✅ 已关闭　⚠️ 部分关闭/结论修正　⛔ 客观受阻（需外部条件）　📌 记录为已知行为 执行结果见 40_技术债清零交付报告 与 41_上线就绪报告（含逐项证据、17 个缺陷、测试与运维变更） 2026-10-24 补充：诊断覆盖率 6/1200 → 1200/1200；docs/36 剩余 8 个模块缺口全部补齐； 安全加固（Secret + 强制鉴权 + 口令轮换）；NFR 三项实测达标。</w:t>
       </w:r>
     </w:p>
     <w:p>
